--- a/Documents/Ref/ref.docx
+++ b/Documents/Ref/ref.docx
@@ -529,7 +529,7 @@
       <w:tr>
         <w:tc>
           <w:tcPr>
-            <w:tcW w:type="dxa" w:w="1361"/>
+            <w:tcW w:type="dxa" w:w="1512"/>
           </w:tcPr>
           <w:p>
             <w:pPr>
@@ -638,7 +638,7 @@
         </w:tc>
         <w:tc>
           <w:tcPr>
-            <w:tcW w:type="dxa" w:w="1663"/>
+            <w:tcW w:type="dxa" w:w="1512"/>
           </w:tcPr>
           <w:p>
             <w:pPr>
@@ -659,7 +659,7 @@
       <w:tr>
         <w:tc>
           <w:tcPr>
-            <w:tcW w:type="dxa" w:w="1361"/>
+            <w:tcW w:type="dxa" w:w="1512"/>
           </w:tcPr>
           <w:p>
             <w:pPr>
@@ -754,7 +754,7 @@
         </w:tc>
         <w:tc>
           <w:tcPr>
-            <w:tcW w:type="dxa" w:w="1663"/>
+            <w:tcW w:type="dxa" w:w="1512"/>
           </w:tcPr>
           <w:p>
             <w:pPr>
@@ -775,7 +775,7 @@
       <w:tr>
         <w:tc>
           <w:tcPr>
-            <w:tcW w:type="dxa" w:w="1361"/>
+            <w:tcW w:type="dxa" w:w="1512"/>
           </w:tcPr>
           <w:p>
             <w:pPr>
@@ -870,7 +870,7 @@
         </w:tc>
         <w:tc>
           <w:tcPr>
-            <w:tcW w:type="dxa" w:w="1663"/>
+            <w:tcW w:type="dxa" w:w="1512"/>
           </w:tcPr>
           <w:p>
             <w:pPr>
@@ -891,7 +891,7 @@
       <w:tr>
         <w:tc>
           <w:tcPr>
-            <w:tcW w:type="dxa" w:w="1361"/>
+            <w:tcW w:type="dxa" w:w="1512"/>
           </w:tcPr>
           <w:p>
             <w:pPr>
@@ -986,7 +986,7 @@
         </w:tc>
         <w:tc>
           <w:tcPr>
-            <w:tcW w:type="dxa" w:w="1663"/>
+            <w:tcW w:type="dxa" w:w="1512"/>
           </w:tcPr>
           <w:p>
             <w:pPr>
@@ -1007,7 +1007,7 @@
       <w:tr>
         <w:tc>
           <w:tcPr>
-            <w:tcW w:type="dxa" w:w="1361"/>
+            <w:tcW w:type="dxa" w:w="1512"/>
           </w:tcPr>
           <w:p>
             <w:pPr>
@@ -1102,7 +1102,7 @@
         </w:tc>
         <w:tc>
           <w:tcPr>
-            <w:tcW w:type="dxa" w:w="1663"/>
+            <w:tcW w:type="dxa" w:w="1512"/>
           </w:tcPr>
           <w:p>
             <w:pPr>
@@ -1123,7 +1123,7 @@
       <w:tr>
         <w:tc>
           <w:tcPr>
-            <w:tcW w:type="dxa" w:w="1361"/>
+            <w:tcW w:type="dxa" w:w="1512"/>
           </w:tcPr>
           <w:p>
             <w:pPr>
@@ -1218,7 +1218,7 @@
         </w:tc>
         <w:tc>
           <w:tcPr>
-            <w:tcW w:type="dxa" w:w="1663"/>
+            <w:tcW w:type="dxa" w:w="1512"/>
           </w:tcPr>
           <w:p>
             <w:pPr>
@@ -2084,7 +2084,7 @@
       <w:tr>
         <w:tc>
           <w:tcPr>
-            <w:tcW w:type="dxa" w:w="1868"/>
+            <w:tcW w:type="dxa" w:w="1477"/>
           </w:tcPr>
           <w:p>
             <w:pPr>
@@ -2131,7 +2131,7 @@
         </w:tc>
         <w:tc>
           <w:tcPr>
-            <w:tcW w:type="dxa" w:w="800"/>
+            <w:tcW w:type="dxa" w:w="844"/>
           </w:tcPr>
           <w:p>
             <w:pPr>
@@ -2150,7 +2150,7 @@
         </w:tc>
         <w:tc>
           <w:tcPr>
-            <w:tcW w:type="dxa" w:w="800"/>
+            <w:tcW w:type="dxa" w:w="844"/>
           </w:tcPr>
           <w:p>
             <w:pPr>
@@ -2169,7 +2169,7 @@
         </w:tc>
         <w:tc>
           <w:tcPr>
-            <w:tcW w:type="dxa" w:w="800"/>
+            <w:tcW w:type="dxa" w:w="844"/>
           </w:tcPr>
           <w:p>
             <w:pPr>
@@ -2188,7 +2188,7 @@
         </w:tc>
         <w:tc>
           <w:tcPr>
-            <w:tcW w:type="dxa" w:w="800"/>
+            <w:tcW w:type="dxa" w:w="844"/>
           </w:tcPr>
           <w:p>
             <w:pPr>
@@ -2207,7 +2207,7 @@
         </w:tc>
         <w:tc>
           <w:tcPr>
-            <w:tcW w:type="dxa" w:w="800"/>
+            <w:tcW w:type="dxa" w:w="844"/>
           </w:tcPr>
           <w:p>
             <w:pPr>
@@ -2226,7 +2226,7 @@
         </w:tc>
         <w:tc>
           <w:tcPr>
-            <w:tcW w:type="dxa" w:w="800"/>
+            <w:tcW w:type="dxa" w:w="844"/>
           </w:tcPr>
           <w:p>
             <w:pPr>
@@ -2245,7 +2245,7 @@
         </w:tc>
         <w:tc>
           <w:tcPr>
-            <w:tcW w:type="dxa" w:w="800"/>
+            <w:tcW w:type="dxa" w:w="844"/>
           </w:tcPr>
           <w:p>
             <w:pPr>
@@ -2264,7 +2264,7 @@
         </w:tc>
         <w:tc>
           <w:tcPr>
-            <w:tcW w:type="dxa" w:w="800"/>
+            <w:tcW w:type="dxa" w:w="844"/>
           </w:tcPr>
           <w:p>
             <w:pPr>
@@ -2283,7 +2283,7 @@
         </w:tc>
         <w:tc>
           <w:tcPr>
-            <w:tcW w:type="dxa" w:w="800"/>
+            <w:tcW w:type="dxa" w:w="844"/>
           </w:tcPr>
           <w:p>
             <w:pPr>
@@ -2304,7 +2304,7 @@
       <w:tr>
         <w:tc>
           <w:tcPr>
-            <w:tcW w:type="dxa" w:w="1868"/>
+            <w:tcW w:type="dxa" w:w="1477"/>
           </w:tcPr>
           <w:p>
             <w:pPr>
@@ -2323,7 +2323,7 @@
         </w:tc>
         <w:tc>
           <w:tcPr>
-            <w:tcW w:type="dxa" w:w="800"/>
+            <w:tcW w:type="dxa" w:w="844"/>
           </w:tcPr>
           <w:p>
             <w:pPr>
@@ -2342,7 +2342,7 @@
         </w:tc>
         <w:tc>
           <w:tcPr>
-            <w:tcW w:type="dxa" w:w="800"/>
+            <w:tcW w:type="dxa" w:w="844"/>
           </w:tcPr>
           <w:p>
             <w:pPr>
@@ -2361,7 +2361,7 @@
         </w:tc>
         <w:tc>
           <w:tcPr>
-            <w:tcW w:type="dxa" w:w="800"/>
+            <w:tcW w:type="dxa" w:w="844"/>
           </w:tcPr>
           <w:p>
             <w:pPr>
@@ -2380,7 +2380,7 @@
         </w:tc>
         <w:tc>
           <w:tcPr>
-            <w:tcW w:type="dxa" w:w="800"/>
+            <w:tcW w:type="dxa" w:w="844"/>
           </w:tcPr>
           <w:p>
             <w:pPr>
@@ -2399,7 +2399,7 @@
         </w:tc>
         <w:tc>
           <w:tcPr>
-            <w:tcW w:type="dxa" w:w="800"/>
+            <w:tcW w:type="dxa" w:w="844"/>
           </w:tcPr>
           <w:p>
             <w:pPr>
@@ -2418,7 +2418,7 @@
         </w:tc>
         <w:tc>
           <w:tcPr>
-            <w:tcW w:type="dxa" w:w="800"/>
+            <w:tcW w:type="dxa" w:w="844"/>
           </w:tcPr>
           <w:p>
             <w:pPr>
@@ -2437,7 +2437,7 @@
         </w:tc>
         <w:tc>
           <w:tcPr>
-            <w:tcW w:type="dxa" w:w="800"/>
+            <w:tcW w:type="dxa" w:w="844"/>
           </w:tcPr>
           <w:p>
             <w:pPr>
@@ -2456,7 +2456,7 @@
         </w:tc>
         <w:tc>
           <w:tcPr>
-            <w:tcW w:type="dxa" w:w="800"/>
+            <w:tcW w:type="dxa" w:w="844"/>
           </w:tcPr>
           <w:p>
             <w:pPr>
@@ -2475,7 +2475,7 @@
         </w:tc>
         <w:tc>
           <w:tcPr>
-            <w:tcW w:type="dxa" w:w="800"/>
+            <w:tcW w:type="dxa" w:w="844"/>
           </w:tcPr>
           <w:p>
             <w:pPr>
@@ -2496,7 +2496,7 @@
       <w:tr>
         <w:tc>
           <w:tcPr>
-            <w:tcW w:type="dxa" w:w="1868"/>
+            <w:tcW w:type="dxa" w:w="1477"/>
           </w:tcPr>
           <w:p>
             <w:pPr>
@@ -2515,7 +2515,7 @@
         </w:tc>
         <w:tc>
           <w:tcPr>
-            <w:tcW w:type="dxa" w:w="800"/>
+            <w:tcW w:type="dxa" w:w="844"/>
           </w:tcPr>
           <w:p>
             <w:pPr>
@@ -2534,7 +2534,7 @@
         </w:tc>
         <w:tc>
           <w:tcPr>
-            <w:tcW w:type="dxa" w:w="800"/>
+            <w:tcW w:type="dxa" w:w="844"/>
           </w:tcPr>
           <w:p>
             <w:pPr>
@@ -2553,7 +2553,7 @@
         </w:tc>
         <w:tc>
           <w:tcPr>
-            <w:tcW w:type="dxa" w:w="800"/>
+            <w:tcW w:type="dxa" w:w="844"/>
           </w:tcPr>
           <w:p>
             <w:pPr>
@@ -2572,7 +2572,7 @@
         </w:tc>
         <w:tc>
           <w:tcPr>
-            <w:tcW w:type="dxa" w:w="800"/>
+            <w:tcW w:type="dxa" w:w="844"/>
           </w:tcPr>
           <w:p>
             <w:pPr>
@@ -2591,7 +2591,7 @@
         </w:tc>
         <w:tc>
           <w:tcPr>
-            <w:tcW w:type="dxa" w:w="800"/>
+            <w:tcW w:type="dxa" w:w="844"/>
           </w:tcPr>
           <w:p>
             <w:pPr>
@@ -2610,7 +2610,7 @@
         </w:tc>
         <w:tc>
           <w:tcPr>
-            <w:tcW w:type="dxa" w:w="800"/>
+            <w:tcW w:type="dxa" w:w="844"/>
           </w:tcPr>
           <w:p>
             <w:pPr>
@@ -2629,7 +2629,7 @@
         </w:tc>
         <w:tc>
           <w:tcPr>
-            <w:tcW w:type="dxa" w:w="800"/>
+            <w:tcW w:type="dxa" w:w="844"/>
           </w:tcPr>
           <w:p>
             <w:pPr>
@@ -2648,7 +2648,7 @@
         </w:tc>
         <w:tc>
           <w:tcPr>
-            <w:tcW w:type="dxa" w:w="800"/>
+            <w:tcW w:type="dxa" w:w="844"/>
           </w:tcPr>
           <w:p>
             <w:pPr>
@@ -2667,7 +2667,7 @@
         </w:tc>
         <w:tc>
           <w:tcPr>
-            <w:tcW w:type="dxa" w:w="800"/>
+            <w:tcW w:type="dxa" w:w="844"/>
           </w:tcPr>
           <w:p>
             <w:pPr>
@@ -2688,7 +2688,7 @@
       <w:tr>
         <w:tc>
           <w:tcPr>
-            <w:tcW w:type="dxa" w:w="1868"/>
+            <w:tcW w:type="dxa" w:w="1477"/>
           </w:tcPr>
           <w:p>
             <w:pPr>
@@ -2707,7 +2707,7 @@
         </w:tc>
         <w:tc>
           <w:tcPr>
-            <w:tcW w:type="dxa" w:w="800"/>
+            <w:tcW w:type="dxa" w:w="844"/>
           </w:tcPr>
           <w:p>
             <w:pPr>
@@ -2726,7 +2726,7 @@
         </w:tc>
         <w:tc>
           <w:tcPr>
-            <w:tcW w:type="dxa" w:w="800"/>
+            <w:tcW w:type="dxa" w:w="844"/>
           </w:tcPr>
           <w:p>
             <w:pPr>
@@ -2745,7 +2745,7 @@
         </w:tc>
         <w:tc>
           <w:tcPr>
-            <w:tcW w:type="dxa" w:w="800"/>
+            <w:tcW w:type="dxa" w:w="844"/>
           </w:tcPr>
           <w:p>
             <w:pPr>
@@ -2764,7 +2764,7 @@
         </w:tc>
         <w:tc>
           <w:tcPr>
-            <w:tcW w:type="dxa" w:w="800"/>
+            <w:tcW w:type="dxa" w:w="844"/>
           </w:tcPr>
           <w:p>
             <w:pPr>
@@ -2783,7 +2783,7 @@
         </w:tc>
         <w:tc>
           <w:tcPr>
-            <w:tcW w:type="dxa" w:w="800"/>
+            <w:tcW w:type="dxa" w:w="844"/>
           </w:tcPr>
           <w:p>
             <w:pPr>
@@ -2802,7 +2802,7 @@
         </w:tc>
         <w:tc>
           <w:tcPr>
-            <w:tcW w:type="dxa" w:w="800"/>
+            <w:tcW w:type="dxa" w:w="844"/>
           </w:tcPr>
           <w:p>
             <w:pPr>
@@ -2821,7 +2821,7 @@
         </w:tc>
         <w:tc>
           <w:tcPr>
-            <w:tcW w:type="dxa" w:w="800"/>
+            <w:tcW w:type="dxa" w:w="844"/>
           </w:tcPr>
           <w:p>
             <w:pPr>
@@ -2840,7 +2840,7 @@
         </w:tc>
         <w:tc>
           <w:tcPr>
-            <w:tcW w:type="dxa" w:w="800"/>
+            <w:tcW w:type="dxa" w:w="844"/>
           </w:tcPr>
           <w:p>
             <w:pPr>
@@ -2859,7 +2859,7 @@
         </w:tc>
         <w:tc>
           <w:tcPr>
-            <w:tcW w:type="dxa" w:w="800"/>
+            <w:tcW w:type="dxa" w:w="844"/>
           </w:tcPr>
           <w:p>
             <w:pPr>
@@ -2880,7 +2880,7 @@
       <w:tr>
         <w:tc>
           <w:tcPr>
-            <w:tcW w:type="dxa" w:w="1868"/>
+            <w:tcW w:type="dxa" w:w="1477"/>
           </w:tcPr>
           <w:p>
             <w:pPr>
@@ -2899,7 +2899,7 @@
         </w:tc>
         <w:tc>
           <w:tcPr>
-            <w:tcW w:type="dxa" w:w="800"/>
+            <w:tcW w:type="dxa" w:w="844"/>
           </w:tcPr>
           <w:p>
             <w:pPr>
@@ -2918,7 +2918,7 @@
         </w:tc>
         <w:tc>
           <w:tcPr>
-            <w:tcW w:type="dxa" w:w="800"/>
+            <w:tcW w:type="dxa" w:w="844"/>
           </w:tcPr>
           <w:p>
             <w:pPr>
@@ -2937,7 +2937,7 @@
         </w:tc>
         <w:tc>
           <w:tcPr>
-            <w:tcW w:type="dxa" w:w="800"/>
+            <w:tcW w:type="dxa" w:w="844"/>
           </w:tcPr>
           <w:p>
             <w:pPr>
@@ -2956,7 +2956,7 @@
         </w:tc>
         <w:tc>
           <w:tcPr>
-            <w:tcW w:type="dxa" w:w="800"/>
+            <w:tcW w:type="dxa" w:w="844"/>
           </w:tcPr>
           <w:p>
             <w:pPr>
@@ -2975,7 +2975,7 @@
         </w:tc>
         <w:tc>
           <w:tcPr>
-            <w:tcW w:type="dxa" w:w="800"/>
+            <w:tcW w:type="dxa" w:w="844"/>
           </w:tcPr>
           <w:p>
             <w:pPr>
@@ -2994,7 +2994,7 @@
         </w:tc>
         <w:tc>
           <w:tcPr>
-            <w:tcW w:type="dxa" w:w="800"/>
+            <w:tcW w:type="dxa" w:w="844"/>
           </w:tcPr>
           <w:p>
             <w:pPr>
@@ -3013,7 +3013,7 @@
         </w:tc>
         <w:tc>
           <w:tcPr>
-            <w:tcW w:type="dxa" w:w="800"/>
+            <w:tcW w:type="dxa" w:w="844"/>
           </w:tcPr>
           <w:p>
             <w:pPr>
@@ -3032,7 +3032,7 @@
         </w:tc>
         <w:tc>
           <w:tcPr>
-            <w:tcW w:type="dxa" w:w="800"/>
+            <w:tcW w:type="dxa" w:w="844"/>
           </w:tcPr>
           <w:p>
             <w:pPr>
@@ -3051,7 +3051,7 @@
         </w:tc>
         <w:tc>
           <w:tcPr>
-            <w:tcW w:type="dxa" w:w="800"/>
+            <w:tcW w:type="dxa" w:w="844"/>
           </w:tcPr>
           <w:p>
             <w:pPr>
@@ -3072,7 +3072,7 @@
       <w:tr>
         <w:tc>
           <w:tcPr>
-            <w:tcW w:type="dxa" w:w="1868"/>
+            <w:tcW w:type="dxa" w:w="1477"/>
           </w:tcPr>
           <w:p>
             <w:pPr>
@@ -3091,7 +3091,7 @@
         </w:tc>
         <w:tc>
           <w:tcPr>
-            <w:tcW w:type="dxa" w:w="800"/>
+            <w:tcW w:type="dxa" w:w="844"/>
           </w:tcPr>
           <w:p>
             <w:pPr>
@@ -3110,7 +3110,7 @@
         </w:tc>
         <w:tc>
           <w:tcPr>
-            <w:tcW w:type="dxa" w:w="800"/>
+            <w:tcW w:type="dxa" w:w="844"/>
           </w:tcPr>
           <w:p>
             <w:pPr>
@@ -3129,7 +3129,7 @@
         </w:tc>
         <w:tc>
           <w:tcPr>
-            <w:tcW w:type="dxa" w:w="800"/>
+            <w:tcW w:type="dxa" w:w="844"/>
           </w:tcPr>
           <w:p>
             <w:pPr>
@@ -3148,7 +3148,7 @@
         </w:tc>
         <w:tc>
           <w:tcPr>
-            <w:tcW w:type="dxa" w:w="800"/>
+            <w:tcW w:type="dxa" w:w="844"/>
           </w:tcPr>
           <w:p>
             <w:pPr>
@@ -3167,7 +3167,7 @@
         </w:tc>
         <w:tc>
           <w:tcPr>
-            <w:tcW w:type="dxa" w:w="800"/>
+            <w:tcW w:type="dxa" w:w="844"/>
           </w:tcPr>
           <w:p>
             <w:pPr>
@@ -3186,7 +3186,7 @@
         </w:tc>
         <w:tc>
           <w:tcPr>
-            <w:tcW w:type="dxa" w:w="800"/>
+            <w:tcW w:type="dxa" w:w="844"/>
           </w:tcPr>
           <w:p>
             <w:pPr>
@@ -3205,7 +3205,7 @@
         </w:tc>
         <w:tc>
           <w:tcPr>
-            <w:tcW w:type="dxa" w:w="800"/>
+            <w:tcW w:type="dxa" w:w="844"/>
           </w:tcPr>
           <w:p>
             <w:pPr>
@@ -3224,7 +3224,7 @@
         </w:tc>
         <w:tc>
           <w:tcPr>
-            <w:tcW w:type="dxa" w:w="800"/>
+            <w:tcW w:type="dxa" w:w="844"/>
           </w:tcPr>
           <w:p>
             <w:pPr>
@@ -3243,7 +3243,7 @@
         </w:tc>
         <w:tc>
           <w:tcPr>
-            <w:tcW w:type="dxa" w:w="800"/>
+            <w:tcW w:type="dxa" w:w="844"/>
           </w:tcPr>
           <w:p>
             <w:pPr>
@@ -3264,7 +3264,7 @@
       <w:tr>
         <w:tc>
           <w:tcPr>
-            <w:tcW w:type="dxa" w:w="1868"/>
+            <w:tcW w:type="dxa" w:w="1477"/>
           </w:tcPr>
           <w:p>
             <w:pPr>
@@ -3283,7 +3283,7 @@
         </w:tc>
         <w:tc>
           <w:tcPr>
-            <w:tcW w:type="dxa" w:w="800"/>
+            <w:tcW w:type="dxa" w:w="844"/>
           </w:tcPr>
           <w:p>
             <w:pPr>
@@ -3302,7 +3302,7 @@
         </w:tc>
         <w:tc>
           <w:tcPr>
-            <w:tcW w:type="dxa" w:w="800"/>
+            <w:tcW w:type="dxa" w:w="844"/>
           </w:tcPr>
           <w:p>
             <w:pPr>
@@ -3321,7 +3321,7 @@
         </w:tc>
         <w:tc>
           <w:tcPr>
-            <w:tcW w:type="dxa" w:w="800"/>
+            <w:tcW w:type="dxa" w:w="844"/>
           </w:tcPr>
           <w:p>
             <w:pPr>
@@ -3340,7 +3340,7 @@
         </w:tc>
         <w:tc>
           <w:tcPr>
-            <w:tcW w:type="dxa" w:w="800"/>
+            <w:tcW w:type="dxa" w:w="844"/>
           </w:tcPr>
           <w:p>
             <w:pPr>
@@ -3359,7 +3359,7 @@
         </w:tc>
         <w:tc>
           <w:tcPr>
-            <w:tcW w:type="dxa" w:w="800"/>
+            <w:tcW w:type="dxa" w:w="844"/>
           </w:tcPr>
           <w:p>
             <w:pPr>
@@ -3378,7 +3378,7 @@
         </w:tc>
         <w:tc>
           <w:tcPr>
-            <w:tcW w:type="dxa" w:w="800"/>
+            <w:tcW w:type="dxa" w:w="844"/>
           </w:tcPr>
           <w:p>
             <w:pPr>
@@ -3397,7 +3397,7 @@
         </w:tc>
         <w:tc>
           <w:tcPr>
-            <w:tcW w:type="dxa" w:w="800"/>
+            <w:tcW w:type="dxa" w:w="844"/>
           </w:tcPr>
           <w:p>
             <w:pPr>
@@ -3416,7 +3416,7 @@
         </w:tc>
         <w:tc>
           <w:tcPr>
-            <w:tcW w:type="dxa" w:w="800"/>
+            <w:tcW w:type="dxa" w:w="844"/>
           </w:tcPr>
           <w:p>
             <w:pPr>
@@ -3435,7 +3435,7 @@
         </w:tc>
         <w:tc>
           <w:tcPr>
-            <w:tcW w:type="dxa" w:w="800"/>
+            <w:tcW w:type="dxa" w:w="844"/>
           </w:tcPr>
           <w:p>
             <w:pPr>
@@ -3456,7 +3456,7 @@
       <w:tr>
         <w:tc>
           <w:tcPr>
-            <w:tcW w:type="dxa" w:w="1868"/>
+            <w:tcW w:type="dxa" w:w="1477"/>
           </w:tcPr>
           <w:p>
             <w:pPr>
@@ -3475,7 +3475,7 @@
         </w:tc>
         <w:tc>
           <w:tcPr>
-            <w:tcW w:type="dxa" w:w="800"/>
+            <w:tcW w:type="dxa" w:w="844"/>
           </w:tcPr>
           <w:p>
             <w:pPr>
@@ -3494,7 +3494,7 @@
         </w:tc>
         <w:tc>
           <w:tcPr>
-            <w:tcW w:type="dxa" w:w="800"/>
+            <w:tcW w:type="dxa" w:w="844"/>
           </w:tcPr>
           <w:p>
             <w:pPr>
@@ -3513,7 +3513,7 @@
         </w:tc>
         <w:tc>
           <w:tcPr>
-            <w:tcW w:type="dxa" w:w="800"/>
+            <w:tcW w:type="dxa" w:w="844"/>
           </w:tcPr>
           <w:p>
             <w:pPr>
@@ -3532,7 +3532,7 @@
         </w:tc>
         <w:tc>
           <w:tcPr>
-            <w:tcW w:type="dxa" w:w="800"/>
+            <w:tcW w:type="dxa" w:w="844"/>
           </w:tcPr>
           <w:p>
             <w:pPr>
@@ -3551,7 +3551,7 @@
         </w:tc>
         <w:tc>
           <w:tcPr>
-            <w:tcW w:type="dxa" w:w="800"/>
+            <w:tcW w:type="dxa" w:w="844"/>
           </w:tcPr>
           <w:p>
             <w:pPr>
@@ -3570,7 +3570,7 @@
         </w:tc>
         <w:tc>
           <w:tcPr>
-            <w:tcW w:type="dxa" w:w="800"/>
+            <w:tcW w:type="dxa" w:w="844"/>
           </w:tcPr>
           <w:p>
             <w:pPr>
@@ -3589,7 +3589,7 @@
         </w:tc>
         <w:tc>
           <w:tcPr>
-            <w:tcW w:type="dxa" w:w="800"/>
+            <w:tcW w:type="dxa" w:w="844"/>
           </w:tcPr>
           <w:p>
             <w:pPr>
@@ -3608,7 +3608,7 @@
         </w:tc>
         <w:tc>
           <w:tcPr>
-            <w:tcW w:type="dxa" w:w="800"/>
+            <w:tcW w:type="dxa" w:w="844"/>
           </w:tcPr>
           <w:p>
             <w:pPr>
@@ -3627,7 +3627,7 @@
         </w:tc>
         <w:tc>
           <w:tcPr>
-            <w:tcW w:type="dxa" w:w="800"/>
+            <w:tcW w:type="dxa" w:w="844"/>
           </w:tcPr>
           <w:p>
             <w:pPr>
@@ -3648,7 +3648,7 @@
       <w:tr>
         <w:tc>
           <w:tcPr>
-            <w:tcW w:type="dxa" w:w="1868"/>
+            <w:tcW w:type="dxa" w:w="1477"/>
           </w:tcPr>
           <w:p>
             <w:pPr>
@@ -3667,7 +3667,7 @@
         </w:tc>
         <w:tc>
           <w:tcPr>
-            <w:tcW w:type="dxa" w:w="800"/>
+            <w:tcW w:type="dxa" w:w="844"/>
           </w:tcPr>
           <w:p>
             <w:pPr>
@@ -3686,7 +3686,7 @@
         </w:tc>
         <w:tc>
           <w:tcPr>
-            <w:tcW w:type="dxa" w:w="800"/>
+            <w:tcW w:type="dxa" w:w="844"/>
           </w:tcPr>
           <w:p>
             <w:pPr>
@@ -3705,7 +3705,7 @@
         </w:tc>
         <w:tc>
           <w:tcPr>
-            <w:tcW w:type="dxa" w:w="800"/>
+            <w:tcW w:type="dxa" w:w="844"/>
           </w:tcPr>
           <w:p>
             <w:pPr>
@@ -3724,7 +3724,7 @@
         </w:tc>
         <w:tc>
           <w:tcPr>
-            <w:tcW w:type="dxa" w:w="800"/>
+            <w:tcW w:type="dxa" w:w="844"/>
           </w:tcPr>
           <w:p>
             <w:pPr>
@@ -3743,7 +3743,7 @@
         </w:tc>
         <w:tc>
           <w:tcPr>
-            <w:tcW w:type="dxa" w:w="800"/>
+            <w:tcW w:type="dxa" w:w="844"/>
           </w:tcPr>
           <w:p>
             <w:pPr>
@@ -3762,7 +3762,7 @@
         </w:tc>
         <w:tc>
           <w:tcPr>
-            <w:tcW w:type="dxa" w:w="800"/>
+            <w:tcW w:type="dxa" w:w="844"/>
           </w:tcPr>
           <w:p>
             <w:pPr>
@@ -3781,7 +3781,7 @@
         </w:tc>
         <w:tc>
           <w:tcPr>
-            <w:tcW w:type="dxa" w:w="800"/>
+            <w:tcW w:type="dxa" w:w="844"/>
           </w:tcPr>
           <w:p>
             <w:pPr>
@@ -3800,7 +3800,7 @@
         </w:tc>
         <w:tc>
           <w:tcPr>
-            <w:tcW w:type="dxa" w:w="800"/>
+            <w:tcW w:type="dxa" w:w="844"/>
           </w:tcPr>
           <w:p>
             <w:pPr>
@@ -3819,7 +3819,7 @@
         </w:tc>
         <w:tc>
           <w:tcPr>
-            <w:tcW w:type="dxa" w:w="800"/>
+            <w:tcW w:type="dxa" w:w="844"/>
           </w:tcPr>
           <w:p>
             <w:pPr>
@@ -3840,7 +3840,7 @@
       <w:tr>
         <w:tc>
           <w:tcPr>
-            <w:tcW w:type="dxa" w:w="1868"/>
+            <w:tcW w:type="dxa" w:w="1477"/>
           </w:tcPr>
           <w:p>
             <w:pPr>
@@ -3859,7 +3859,7 @@
         </w:tc>
         <w:tc>
           <w:tcPr>
-            <w:tcW w:type="dxa" w:w="800"/>
+            <w:tcW w:type="dxa" w:w="844"/>
           </w:tcPr>
           <w:p>
             <w:pPr>
@@ -3878,7 +3878,7 @@
         </w:tc>
         <w:tc>
           <w:tcPr>
-            <w:tcW w:type="dxa" w:w="800"/>
+            <w:tcW w:type="dxa" w:w="844"/>
           </w:tcPr>
           <w:p>
             <w:pPr>
@@ -3897,7 +3897,7 @@
         </w:tc>
         <w:tc>
           <w:tcPr>
-            <w:tcW w:type="dxa" w:w="800"/>
+            <w:tcW w:type="dxa" w:w="844"/>
           </w:tcPr>
           <w:p>
             <w:pPr>
@@ -3916,7 +3916,7 @@
         </w:tc>
         <w:tc>
           <w:tcPr>
-            <w:tcW w:type="dxa" w:w="800"/>
+            <w:tcW w:type="dxa" w:w="844"/>
           </w:tcPr>
           <w:p>
             <w:pPr>
@@ -3935,7 +3935,7 @@
         </w:tc>
         <w:tc>
           <w:tcPr>
-            <w:tcW w:type="dxa" w:w="800"/>
+            <w:tcW w:type="dxa" w:w="844"/>
           </w:tcPr>
           <w:p>
             <w:pPr>
@@ -3954,7 +3954,7 @@
         </w:tc>
         <w:tc>
           <w:tcPr>
-            <w:tcW w:type="dxa" w:w="800"/>
+            <w:tcW w:type="dxa" w:w="844"/>
           </w:tcPr>
           <w:p>
             <w:pPr>
@@ -3973,7 +3973,7 @@
         </w:tc>
         <w:tc>
           <w:tcPr>
-            <w:tcW w:type="dxa" w:w="800"/>
+            <w:tcW w:type="dxa" w:w="844"/>
           </w:tcPr>
           <w:p>
             <w:pPr>
@@ -3992,7 +3992,7 @@
         </w:tc>
         <w:tc>
           <w:tcPr>
-            <w:tcW w:type="dxa" w:w="800"/>
+            <w:tcW w:type="dxa" w:w="844"/>
           </w:tcPr>
           <w:p>
             <w:pPr>
@@ -4011,7 +4011,7 @@
         </w:tc>
         <w:tc>
           <w:tcPr>
-            <w:tcW w:type="dxa" w:w="800"/>
+            <w:tcW w:type="dxa" w:w="844"/>
           </w:tcPr>
           <w:p>
             <w:pPr>
@@ -4032,7 +4032,7 @@
       <w:tr>
         <w:tc>
           <w:tcPr>
-            <w:tcW w:type="dxa" w:w="1868"/>
+            <w:tcW w:type="dxa" w:w="1477"/>
           </w:tcPr>
           <w:p>
             <w:pPr>
@@ -4051,7 +4051,7 @@
         </w:tc>
         <w:tc>
           <w:tcPr>
-            <w:tcW w:type="dxa" w:w="800"/>
+            <w:tcW w:type="dxa" w:w="844"/>
           </w:tcPr>
           <w:p>
             <w:pPr>
@@ -4070,7 +4070,7 @@
         </w:tc>
         <w:tc>
           <w:tcPr>
-            <w:tcW w:type="dxa" w:w="800"/>
+            <w:tcW w:type="dxa" w:w="844"/>
           </w:tcPr>
           <w:p>
             <w:pPr>
@@ -4089,7 +4089,7 @@
         </w:tc>
         <w:tc>
           <w:tcPr>
-            <w:tcW w:type="dxa" w:w="800"/>
+            <w:tcW w:type="dxa" w:w="844"/>
           </w:tcPr>
           <w:p>
             <w:pPr>
@@ -4108,7 +4108,7 @@
         </w:tc>
         <w:tc>
           <w:tcPr>
-            <w:tcW w:type="dxa" w:w="800"/>
+            <w:tcW w:type="dxa" w:w="844"/>
           </w:tcPr>
           <w:p>
             <w:pPr>
@@ -4127,7 +4127,7 @@
         </w:tc>
         <w:tc>
           <w:tcPr>
-            <w:tcW w:type="dxa" w:w="800"/>
+            <w:tcW w:type="dxa" w:w="844"/>
           </w:tcPr>
           <w:p>
             <w:pPr>
@@ -4146,7 +4146,7 @@
         </w:tc>
         <w:tc>
           <w:tcPr>
-            <w:tcW w:type="dxa" w:w="800"/>
+            <w:tcW w:type="dxa" w:w="844"/>
           </w:tcPr>
           <w:p>
             <w:pPr>
@@ -4165,7 +4165,7 @@
         </w:tc>
         <w:tc>
           <w:tcPr>
-            <w:tcW w:type="dxa" w:w="800"/>
+            <w:tcW w:type="dxa" w:w="844"/>
           </w:tcPr>
           <w:p>
             <w:pPr>
@@ -4184,7 +4184,7 @@
         </w:tc>
         <w:tc>
           <w:tcPr>
-            <w:tcW w:type="dxa" w:w="800"/>
+            <w:tcW w:type="dxa" w:w="844"/>
           </w:tcPr>
           <w:p>
             <w:pPr>
@@ -4203,7 +4203,7 @@
         </w:tc>
         <w:tc>
           <w:tcPr>
-            <w:tcW w:type="dxa" w:w="800"/>
+            <w:tcW w:type="dxa" w:w="844"/>
           </w:tcPr>
           <w:p>
             <w:pPr>
@@ -4224,7 +4224,7 @@
       <w:tr>
         <w:tc>
           <w:tcPr>
-            <w:tcW w:type="dxa" w:w="1868"/>
+            <w:tcW w:type="dxa" w:w="1477"/>
           </w:tcPr>
           <w:p>
             <w:pPr>
@@ -4243,7 +4243,7 @@
         </w:tc>
         <w:tc>
           <w:tcPr>
-            <w:tcW w:type="dxa" w:w="800"/>
+            <w:tcW w:type="dxa" w:w="844"/>
           </w:tcPr>
           <w:p>
             <w:pPr>
@@ -4262,7 +4262,7 @@
         </w:tc>
         <w:tc>
           <w:tcPr>
-            <w:tcW w:type="dxa" w:w="800"/>
+            <w:tcW w:type="dxa" w:w="844"/>
           </w:tcPr>
           <w:p>
             <w:pPr>
@@ -4281,7 +4281,7 @@
         </w:tc>
         <w:tc>
           <w:tcPr>
-            <w:tcW w:type="dxa" w:w="800"/>
+            <w:tcW w:type="dxa" w:w="844"/>
           </w:tcPr>
           <w:p>
             <w:pPr>
@@ -4300,7 +4300,7 @@
         </w:tc>
         <w:tc>
           <w:tcPr>
-            <w:tcW w:type="dxa" w:w="800"/>
+            <w:tcW w:type="dxa" w:w="844"/>
           </w:tcPr>
           <w:p>
             <w:pPr>
@@ -4319,7 +4319,7 @@
         </w:tc>
         <w:tc>
           <w:tcPr>
-            <w:tcW w:type="dxa" w:w="800"/>
+            <w:tcW w:type="dxa" w:w="844"/>
           </w:tcPr>
           <w:p>
             <w:pPr>
@@ -4338,7 +4338,7 @@
         </w:tc>
         <w:tc>
           <w:tcPr>
-            <w:tcW w:type="dxa" w:w="800"/>
+            <w:tcW w:type="dxa" w:w="844"/>
           </w:tcPr>
           <w:p>
             <w:pPr>
@@ -4357,7 +4357,7 @@
         </w:tc>
         <w:tc>
           <w:tcPr>
-            <w:tcW w:type="dxa" w:w="800"/>
+            <w:tcW w:type="dxa" w:w="844"/>
           </w:tcPr>
           <w:p>
             <w:pPr>
@@ -4376,7 +4376,7 @@
         </w:tc>
         <w:tc>
           <w:tcPr>
-            <w:tcW w:type="dxa" w:w="800"/>
+            <w:tcW w:type="dxa" w:w="844"/>
           </w:tcPr>
           <w:p>
             <w:pPr>
@@ -4395,7 +4395,7 @@
         </w:tc>
         <w:tc>
           <w:tcPr>
-            <w:tcW w:type="dxa" w:w="800"/>
+            <w:tcW w:type="dxa" w:w="844"/>
           </w:tcPr>
           <w:p>
             <w:pPr>
@@ -4416,7 +4416,7 @@
       <w:tr>
         <w:tc>
           <w:tcPr>
-            <w:tcW w:type="dxa" w:w="1868"/>
+            <w:tcW w:type="dxa" w:w="1477"/>
           </w:tcPr>
           <w:p>
             <w:pPr>
@@ -4435,7 +4435,7 @@
         </w:tc>
         <w:tc>
           <w:tcPr>
-            <w:tcW w:type="dxa" w:w="800"/>
+            <w:tcW w:type="dxa" w:w="844"/>
           </w:tcPr>
           <w:p>
             <w:pPr>
@@ -4454,7 +4454,7 @@
         </w:tc>
         <w:tc>
           <w:tcPr>
-            <w:tcW w:type="dxa" w:w="800"/>
+            <w:tcW w:type="dxa" w:w="844"/>
           </w:tcPr>
           <w:p>
             <w:pPr>
@@ -4473,7 +4473,7 @@
         </w:tc>
         <w:tc>
           <w:tcPr>
-            <w:tcW w:type="dxa" w:w="800"/>
+            <w:tcW w:type="dxa" w:w="844"/>
           </w:tcPr>
           <w:p>
             <w:pPr>
@@ -4492,7 +4492,7 @@
         </w:tc>
         <w:tc>
           <w:tcPr>
-            <w:tcW w:type="dxa" w:w="800"/>
+            <w:tcW w:type="dxa" w:w="844"/>
           </w:tcPr>
           <w:p>
             <w:pPr>
@@ -4511,7 +4511,7 @@
         </w:tc>
         <w:tc>
           <w:tcPr>
-            <w:tcW w:type="dxa" w:w="800"/>
+            <w:tcW w:type="dxa" w:w="844"/>
           </w:tcPr>
           <w:p>
             <w:pPr>
@@ -4530,7 +4530,7 @@
         </w:tc>
         <w:tc>
           <w:tcPr>
-            <w:tcW w:type="dxa" w:w="800"/>
+            <w:tcW w:type="dxa" w:w="844"/>
           </w:tcPr>
           <w:p>
             <w:pPr>
@@ -4549,7 +4549,7 @@
         </w:tc>
         <w:tc>
           <w:tcPr>
-            <w:tcW w:type="dxa" w:w="800"/>
+            <w:tcW w:type="dxa" w:w="844"/>
           </w:tcPr>
           <w:p>
             <w:pPr>
@@ -4568,7 +4568,7 @@
         </w:tc>
         <w:tc>
           <w:tcPr>
-            <w:tcW w:type="dxa" w:w="800"/>
+            <w:tcW w:type="dxa" w:w="844"/>
           </w:tcPr>
           <w:p>
             <w:pPr>
@@ -4587,7 +4587,7 @@
         </w:tc>
         <w:tc>
           <w:tcPr>
-            <w:tcW w:type="dxa" w:w="800"/>
+            <w:tcW w:type="dxa" w:w="844"/>
           </w:tcPr>
           <w:p>
             <w:pPr>
@@ -4608,7 +4608,7 @@
       <w:tr>
         <w:tc>
           <w:tcPr>
-            <w:tcW w:type="dxa" w:w="1868"/>
+            <w:tcW w:type="dxa" w:w="1477"/>
           </w:tcPr>
           <w:p>
             <w:pPr>
@@ -4627,7 +4627,7 @@
         </w:tc>
         <w:tc>
           <w:tcPr>
-            <w:tcW w:type="dxa" w:w="800"/>
+            <w:tcW w:type="dxa" w:w="844"/>
           </w:tcPr>
           <w:p>
             <w:pPr>
@@ -4646,7 +4646,7 @@
         </w:tc>
         <w:tc>
           <w:tcPr>
-            <w:tcW w:type="dxa" w:w="800"/>
+            <w:tcW w:type="dxa" w:w="844"/>
           </w:tcPr>
           <w:p>
             <w:pPr>
@@ -4665,7 +4665,7 @@
         </w:tc>
         <w:tc>
           <w:tcPr>
-            <w:tcW w:type="dxa" w:w="800"/>
+            <w:tcW w:type="dxa" w:w="844"/>
           </w:tcPr>
           <w:p>
             <w:pPr>
@@ -4684,7 +4684,7 @@
         </w:tc>
         <w:tc>
           <w:tcPr>
-            <w:tcW w:type="dxa" w:w="800"/>
+            <w:tcW w:type="dxa" w:w="844"/>
           </w:tcPr>
           <w:p>
             <w:pPr>
@@ -4703,7 +4703,7 @@
         </w:tc>
         <w:tc>
           <w:tcPr>
-            <w:tcW w:type="dxa" w:w="800"/>
+            <w:tcW w:type="dxa" w:w="844"/>
           </w:tcPr>
           <w:p>
             <w:pPr>
@@ -4722,7 +4722,7 @@
         </w:tc>
         <w:tc>
           <w:tcPr>
-            <w:tcW w:type="dxa" w:w="800"/>
+            <w:tcW w:type="dxa" w:w="844"/>
           </w:tcPr>
           <w:p>
             <w:pPr>
@@ -4741,7 +4741,7 @@
         </w:tc>
         <w:tc>
           <w:tcPr>
-            <w:tcW w:type="dxa" w:w="800"/>
+            <w:tcW w:type="dxa" w:w="844"/>
           </w:tcPr>
           <w:p>
             <w:pPr>
@@ -4760,7 +4760,7 @@
         </w:tc>
         <w:tc>
           <w:tcPr>
-            <w:tcW w:type="dxa" w:w="800"/>
+            <w:tcW w:type="dxa" w:w="844"/>
           </w:tcPr>
           <w:p>
             <w:pPr>
@@ -4779,7 +4779,7 @@
         </w:tc>
         <w:tc>
           <w:tcPr>
-            <w:tcW w:type="dxa" w:w="800"/>
+            <w:tcW w:type="dxa" w:w="844"/>
           </w:tcPr>
           <w:p>
             <w:pPr>
@@ -4800,7 +4800,7 @@
       <w:tr>
         <w:tc>
           <w:tcPr>
-            <w:tcW w:type="dxa" w:w="1868"/>
+            <w:tcW w:type="dxa" w:w="1477"/>
           </w:tcPr>
           <w:p>
             <w:pPr>
@@ -4819,7 +4819,7 @@
         </w:tc>
         <w:tc>
           <w:tcPr>
-            <w:tcW w:type="dxa" w:w="800"/>
+            <w:tcW w:type="dxa" w:w="844"/>
           </w:tcPr>
           <w:p>
             <w:pPr>
@@ -4838,7 +4838,7 @@
         </w:tc>
         <w:tc>
           <w:tcPr>
-            <w:tcW w:type="dxa" w:w="800"/>
+            <w:tcW w:type="dxa" w:w="844"/>
           </w:tcPr>
           <w:p>
             <w:pPr>
@@ -4857,7 +4857,7 @@
         </w:tc>
         <w:tc>
           <w:tcPr>
-            <w:tcW w:type="dxa" w:w="800"/>
+            <w:tcW w:type="dxa" w:w="844"/>
           </w:tcPr>
           <w:p>
             <w:pPr>
@@ -4876,7 +4876,7 @@
         </w:tc>
         <w:tc>
           <w:tcPr>
-            <w:tcW w:type="dxa" w:w="800"/>
+            <w:tcW w:type="dxa" w:w="844"/>
           </w:tcPr>
           <w:p>
             <w:pPr>
@@ -4895,7 +4895,7 @@
         </w:tc>
         <w:tc>
           <w:tcPr>
-            <w:tcW w:type="dxa" w:w="800"/>
+            <w:tcW w:type="dxa" w:w="844"/>
           </w:tcPr>
           <w:p>
             <w:pPr>
@@ -4914,7 +4914,7 @@
         </w:tc>
         <w:tc>
           <w:tcPr>
-            <w:tcW w:type="dxa" w:w="800"/>
+            <w:tcW w:type="dxa" w:w="844"/>
           </w:tcPr>
           <w:p>
             <w:pPr>
@@ -4933,7 +4933,7 @@
         </w:tc>
         <w:tc>
           <w:tcPr>
-            <w:tcW w:type="dxa" w:w="800"/>
+            <w:tcW w:type="dxa" w:w="844"/>
           </w:tcPr>
           <w:p>
             <w:pPr>
@@ -4952,7 +4952,7 @@
         </w:tc>
         <w:tc>
           <w:tcPr>
-            <w:tcW w:type="dxa" w:w="800"/>
+            <w:tcW w:type="dxa" w:w="844"/>
           </w:tcPr>
           <w:p>
             <w:pPr>
@@ -4971,7 +4971,7 @@
         </w:tc>
         <w:tc>
           <w:tcPr>
-            <w:tcW w:type="dxa" w:w="800"/>
+            <w:tcW w:type="dxa" w:w="844"/>
           </w:tcPr>
           <w:p>
             <w:pPr>
@@ -4992,7 +4992,7 @@
       <w:tr>
         <w:tc>
           <w:tcPr>
-            <w:tcW w:type="dxa" w:w="1868"/>
+            <w:tcW w:type="dxa" w:w="1477"/>
           </w:tcPr>
           <w:p>
             <w:pPr>
@@ -5011,7 +5011,7 @@
         </w:tc>
         <w:tc>
           <w:tcPr>
-            <w:tcW w:type="dxa" w:w="800"/>
+            <w:tcW w:type="dxa" w:w="844"/>
           </w:tcPr>
           <w:p>
             <w:pPr>
@@ -5030,7 +5030,7 @@
         </w:tc>
         <w:tc>
           <w:tcPr>
-            <w:tcW w:type="dxa" w:w="800"/>
+            <w:tcW w:type="dxa" w:w="844"/>
           </w:tcPr>
           <w:p>
             <w:pPr>
@@ -5049,7 +5049,7 @@
         </w:tc>
         <w:tc>
           <w:tcPr>
-            <w:tcW w:type="dxa" w:w="800"/>
+            <w:tcW w:type="dxa" w:w="844"/>
           </w:tcPr>
           <w:p>
             <w:pPr>
@@ -5068,7 +5068,7 @@
         </w:tc>
         <w:tc>
           <w:tcPr>
-            <w:tcW w:type="dxa" w:w="800"/>
+            <w:tcW w:type="dxa" w:w="844"/>
           </w:tcPr>
           <w:p>
             <w:pPr>
@@ -5087,7 +5087,7 @@
         </w:tc>
         <w:tc>
           <w:tcPr>
-            <w:tcW w:type="dxa" w:w="800"/>
+            <w:tcW w:type="dxa" w:w="844"/>
           </w:tcPr>
           <w:p>
             <w:pPr>
@@ -5106,7 +5106,7 @@
         </w:tc>
         <w:tc>
           <w:tcPr>
-            <w:tcW w:type="dxa" w:w="800"/>
+            <w:tcW w:type="dxa" w:w="844"/>
           </w:tcPr>
           <w:p>
             <w:pPr>
@@ -5125,7 +5125,7 @@
         </w:tc>
         <w:tc>
           <w:tcPr>
-            <w:tcW w:type="dxa" w:w="800"/>
+            <w:tcW w:type="dxa" w:w="844"/>
           </w:tcPr>
           <w:p>
             <w:pPr>
@@ -5144,7 +5144,7 @@
         </w:tc>
         <w:tc>
           <w:tcPr>
-            <w:tcW w:type="dxa" w:w="800"/>
+            <w:tcW w:type="dxa" w:w="844"/>
           </w:tcPr>
           <w:p>
             <w:pPr>
@@ -5163,7 +5163,7 @@
         </w:tc>
         <w:tc>
           <w:tcPr>
-            <w:tcW w:type="dxa" w:w="800"/>
+            <w:tcW w:type="dxa" w:w="844"/>
           </w:tcPr>
           <w:p>
             <w:pPr>
@@ -5184,7 +5184,7 @@
       <w:tr>
         <w:tc>
           <w:tcPr>
-            <w:tcW w:type="dxa" w:w="1868"/>
+            <w:tcW w:type="dxa" w:w="1477"/>
           </w:tcPr>
           <w:p>
             <w:pPr>
@@ -5203,7 +5203,7 @@
         </w:tc>
         <w:tc>
           <w:tcPr>
-            <w:tcW w:type="dxa" w:w="800"/>
+            <w:tcW w:type="dxa" w:w="844"/>
           </w:tcPr>
           <w:p>
             <w:pPr>
@@ -5222,7 +5222,7 @@
         </w:tc>
         <w:tc>
           <w:tcPr>
-            <w:tcW w:type="dxa" w:w="800"/>
+            <w:tcW w:type="dxa" w:w="844"/>
           </w:tcPr>
           <w:p>
             <w:pPr>
@@ -5241,7 +5241,7 @@
         </w:tc>
         <w:tc>
           <w:tcPr>
-            <w:tcW w:type="dxa" w:w="800"/>
+            <w:tcW w:type="dxa" w:w="844"/>
           </w:tcPr>
           <w:p>
             <w:pPr>
@@ -5260,7 +5260,7 @@
         </w:tc>
         <w:tc>
           <w:tcPr>
-            <w:tcW w:type="dxa" w:w="800"/>
+            <w:tcW w:type="dxa" w:w="844"/>
           </w:tcPr>
           <w:p>
             <w:pPr>
@@ -5279,7 +5279,7 @@
         </w:tc>
         <w:tc>
           <w:tcPr>
-            <w:tcW w:type="dxa" w:w="800"/>
+            <w:tcW w:type="dxa" w:w="844"/>
           </w:tcPr>
           <w:p>
             <w:pPr>
@@ -5298,7 +5298,7 @@
         </w:tc>
         <w:tc>
           <w:tcPr>
-            <w:tcW w:type="dxa" w:w="800"/>
+            <w:tcW w:type="dxa" w:w="844"/>
           </w:tcPr>
           <w:p>
             <w:pPr>
@@ -5317,7 +5317,7 @@
         </w:tc>
         <w:tc>
           <w:tcPr>
-            <w:tcW w:type="dxa" w:w="800"/>
+            <w:tcW w:type="dxa" w:w="844"/>
           </w:tcPr>
           <w:p>
             <w:pPr>
@@ -5336,7 +5336,7 @@
         </w:tc>
         <w:tc>
           <w:tcPr>
-            <w:tcW w:type="dxa" w:w="800"/>
+            <w:tcW w:type="dxa" w:w="844"/>
           </w:tcPr>
           <w:p>
             <w:pPr>
@@ -5355,7 +5355,7 @@
         </w:tc>
         <w:tc>
           <w:tcPr>
-            <w:tcW w:type="dxa" w:w="800"/>
+            <w:tcW w:type="dxa" w:w="844"/>
           </w:tcPr>
           <w:p>
             <w:pPr>
@@ -5376,7 +5376,7 @@
       <w:tr>
         <w:tc>
           <w:tcPr>
-            <w:tcW w:type="dxa" w:w="1868"/>
+            <w:tcW w:type="dxa" w:w="1477"/>
           </w:tcPr>
           <w:p>
             <w:pPr>
@@ -5395,7 +5395,7 @@
         </w:tc>
         <w:tc>
           <w:tcPr>
-            <w:tcW w:type="dxa" w:w="800"/>
+            <w:tcW w:type="dxa" w:w="844"/>
           </w:tcPr>
           <w:p>
             <w:pPr>
@@ -5414,7 +5414,7 @@
         </w:tc>
         <w:tc>
           <w:tcPr>
-            <w:tcW w:type="dxa" w:w="800"/>
+            <w:tcW w:type="dxa" w:w="844"/>
           </w:tcPr>
           <w:p>
             <w:pPr>
@@ -5433,7 +5433,7 @@
         </w:tc>
         <w:tc>
           <w:tcPr>
-            <w:tcW w:type="dxa" w:w="800"/>
+            <w:tcW w:type="dxa" w:w="844"/>
           </w:tcPr>
           <w:p>
             <w:pPr>
@@ -5452,7 +5452,7 @@
         </w:tc>
         <w:tc>
           <w:tcPr>
-            <w:tcW w:type="dxa" w:w="800"/>
+            <w:tcW w:type="dxa" w:w="844"/>
           </w:tcPr>
           <w:p>
             <w:pPr>
@@ -5471,7 +5471,7 @@
         </w:tc>
         <w:tc>
           <w:tcPr>
-            <w:tcW w:type="dxa" w:w="800"/>
+            <w:tcW w:type="dxa" w:w="844"/>
           </w:tcPr>
           <w:p>
             <w:pPr>
@@ -5490,7 +5490,7 @@
         </w:tc>
         <w:tc>
           <w:tcPr>
-            <w:tcW w:type="dxa" w:w="800"/>
+            <w:tcW w:type="dxa" w:w="844"/>
           </w:tcPr>
           <w:p>
             <w:pPr>
@@ -5509,7 +5509,7 @@
         </w:tc>
         <w:tc>
           <w:tcPr>
-            <w:tcW w:type="dxa" w:w="800"/>
+            <w:tcW w:type="dxa" w:w="844"/>
           </w:tcPr>
           <w:p>
             <w:pPr>
@@ -5528,7 +5528,7 @@
         </w:tc>
         <w:tc>
           <w:tcPr>
-            <w:tcW w:type="dxa" w:w="800"/>
+            <w:tcW w:type="dxa" w:w="844"/>
           </w:tcPr>
           <w:p>
             <w:pPr>
@@ -5547,7 +5547,7 @@
         </w:tc>
         <w:tc>
           <w:tcPr>
-            <w:tcW w:type="dxa" w:w="800"/>
+            <w:tcW w:type="dxa" w:w="844"/>
           </w:tcPr>
           <w:p>
             <w:pPr>
@@ -7749,13 +7749,13 @@
           <m:rPr>
             <m:sty m:val="p"/>
           </m:rPr>
-          <m:t xml:space="preserve">0</m:t>
+          <m:t xml:space="preserve">9</m:t>
         </m:r>
         <m:r>
           <m:rPr>
             <m:sty m:val="p"/>
           </m:rPr>
-          <m:t xml:space="preserve">0</m:t>
+          <m:t xml:space="preserve">2</m:t>
         </m:r>
       </m:oMath>
       <w:r>
@@ -8109,7 +8109,7 @@
       <w:tr>
         <w:tc>
           <w:tcPr>
-            <w:tcW w:type="dxa" w:w="1910"/>
+            <w:tcW w:type="dxa" w:w="1814"/>
           </w:tcPr>
           <w:p>
             <w:pPr>
@@ -8133,7 +8133,7 @@
         </w:tc>
         <w:tc>
           <w:tcPr>
-            <w:tcW w:type="dxa" w:w="1591"/>
+            <w:tcW w:type="dxa" w:w="1814"/>
           </w:tcPr>
           <w:p>
             <w:pPr>
@@ -8181,7 +8181,7 @@
         </w:tc>
         <w:tc>
           <w:tcPr>
-            <w:tcW w:type="dxa" w:w="1751"/>
+            <w:tcW w:type="dxa" w:w="1814"/>
           </w:tcPr>
           <w:p>
             <w:pPr>
@@ -8214,7 +8214,7 @@
         </w:tc>
         <w:tc>
           <w:tcPr>
-            <w:tcW w:type="dxa" w:w="1910"/>
+            <w:tcW w:type="dxa" w:w="1814"/>
           </w:tcPr>
           <w:p>
             <w:pPr>
@@ -8262,7 +8262,7 @@
         </w:tc>
         <w:tc>
           <w:tcPr>
-            <w:tcW w:type="dxa" w:w="1910"/>
+            <w:tcW w:type="dxa" w:w="1814"/>
           </w:tcPr>
           <w:p>
             <w:pPr>
@@ -8312,7 +8312,7 @@
       <w:tr>
         <w:tc>
           <w:tcPr>
-            <w:tcW w:type="dxa" w:w="1910"/>
+            <w:tcW w:type="dxa" w:w="1814"/>
           </w:tcPr>
           <w:p>
             <w:pPr>
@@ -8331,7 +8331,7 @@
         </w:tc>
         <w:tc>
           <w:tcPr>
-            <w:tcW w:type="dxa" w:w="1591"/>
+            <w:tcW w:type="dxa" w:w="1814"/>
           </w:tcPr>
           <w:p>
             <w:pPr>
@@ -8350,7 +8350,7 @@
         </w:tc>
         <w:tc>
           <w:tcPr>
-            <w:tcW w:type="dxa" w:w="1751"/>
+            <w:tcW w:type="dxa" w:w="1814"/>
           </w:tcPr>
           <w:p>
             <w:pPr>
@@ -8363,13 +8363,13 @@
                 <w:i w:val="0"/>
                 <w:sz w:val="24"/>
               </w:rPr>
-              <w:t>5.016</w:t>
+              <w:t>5.238</w:t>
             </w:r>
           </w:p>
         </w:tc>
         <w:tc>
           <w:tcPr>
-            <w:tcW w:type="dxa" w:w="1910"/>
+            <w:tcW w:type="dxa" w:w="1814"/>
           </w:tcPr>
           <w:p>
             <w:pPr>
@@ -8388,7 +8388,7 @@
         </w:tc>
         <w:tc>
           <w:tcPr>
-            <w:tcW w:type="dxa" w:w="1910"/>
+            <w:tcW w:type="dxa" w:w="1814"/>
           </w:tcPr>
           <w:p>
             <w:pPr>
@@ -8401,7 +8401,7 @@
                 <w:i w:val="0"/>
                 <w:sz w:val="24"/>
               </w:rPr>
-              <w:t>3.515</w:t>
+              <w:t>3.737</w:t>
             </w:r>
           </w:p>
         </w:tc>
@@ -8409,7 +8409,7 @@
       <w:tr>
         <w:tc>
           <w:tcPr>
-            <w:tcW w:type="dxa" w:w="1910"/>
+            <w:tcW w:type="dxa" w:w="1814"/>
           </w:tcPr>
           <w:p>
             <w:pPr>
@@ -8428,7 +8428,7 @@
         </w:tc>
         <w:tc>
           <w:tcPr>
-            <w:tcW w:type="dxa" w:w="1591"/>
+            <w:tcW w:type="dxa" w:w="1814"/>
           </w:tcPr>
           <w:p>
             <w:pPr>
@@ -8447,7 +8447,7 @@
         </w:tc>
         <w:tc>
           <w:tcPr>
-            <w:tcW w:type="dxa" w:w="1751"/>
+            <w:tcW w:type="dxa" w:w="1814"/>
           </w:tcPr>
           <w:p>
             <w:pPr>
@@ -8460,13 +8460,13 @@
                 <w:i w:val="0"/>
                 <w:sz w:val="24"/>
               </w:rPr>
-              <w:t>7.336</w:t>
+              <w:t>7.875</w:t>
             </w:r>
           </w:p>
         </w:tc>
         <w:tc>
           <w:tcPr>
-            <w:tcW w:type="dxa" w:w="1910"/>
+            <w:tcW w:type="dxa" w:w="1814"/>
           </w:tcPr>
           <w:p>
             <w:pPr>
@@ -8479,13 +8479,13 @@
                 <w:i w:val="0"/>
                 <w:sz w:val="24"/>
               </w:rPr>
-              <w:t>1.809</w:t>
+              <w:t>1.810</w:t>
             </w:r>
           </w:p>
         </w:tc>
         <w:tc>
           <w:tcPr>
-            <w:tcW w:type="dxa" w:w="1910"/>
+            <w:tcW w:type="dxa" w:w="1814"/>
           </w:tcPr>
           <w:p>
             <w:pPr>
@@ -8498,7 +8498,7 @@
                 <w:i w:val="0"/>
                 <w:sz w:val="24"/>
               </w:rPr>
-              <w:t>5.527</w:t>
+              <w:t>6.066</w:t>
             </w:r>
           </w:p>
         </w:tc>
@@ -8506,7 +8506,7 @@
       <w:tr>
         <w:tc>
           <w:tcPr>
-            <w:tcW w:type="dxa" w:w="1910"/>
+            <w:tcW w:type="dxa" w:w="1814"/>
           </w:tcPr>
           <w:p>
             <w:pPr>
@@ -8525,7 +8525,7 @@
         </w:tc>
         <w:tc>
           <w:tcPr>
-            <w:tcW w:type="dxa" w:w="1591"/>
+            <w:tcW w:type="dxa" w:w="1814"/>
           </w:tcPr>
           <w:p>
             <w:pPr>
@@ -8544,7 +8544,7 @@
         </w:tc>
         <w:tc>
           <w:tcPr>
-            <w:tcW w:type="dxa" w:w="1751"/>
+            <w:tcW w:type="dxa" w:w="1814"/>
           </w:tcPr>
           <w:p>
             <w:pPr>
@@ -8557,13 +8557,13 @@
                 <w:i w:val="0"/>
                 <w:sz w:val="24"/>
               </w:rPr>
-              <w:t>8.997</w:t>
+              <w:t>9.917</w:t>
             </w:r>
           </w:p>
         </w:tc>
         <w:tc>
           <w:tcPr>
-            <w:tcW w:type="dxa" w:w="1910"/>
+            <w:tcW w:type="dxa" w:w="1814"/>
           </w:tcPr>
           <w:p>
             <w:pPr>
@@ -8582,7 +8582,7 @@
         </w:tc>
         <w:tc>
           <w:tcPr>
-            <w:tcW w:type="dxa" w:w="1910"/>
+            <w:tcW w:type="dxa" w:w="1814"/>
           </w:tcPr>
           <w:p>
             <w:pPr>
@@ -8595,7 +8595,7 @@
                 <w:i w:val="0"/>
                 <w:sz w:val="24"/>
               </w:rPr>
-              <w:t>6.884</w:t>
+              <w:t>7.804</w:t>
             </w:r>
           </w:p>
         </w:tc>
@@ -8603,7 +8603,7 @@
       <w:tr>
         <w:tc>
           <w:tcPr>
-            <w:tcW w:type="dxa" w:w="1910"/>
+            <w:tcW w:type="dxa" w:w="1814"/>
           </w:tcPr>
           <w:p>
             <w:pPr>
@@ -8622,7 +8622,7 @@
         </w:tc>
         <w:tc>
           <w:tcPr>
-            <w:tcW w:type="dxa" w:w="1591"/>
+            <w:tcW w:type="dxa" w:w="1814"/>
           </w:tcPr>
           <w:p>
             <w:pPr>
@@ -8641,7 +8641,7 @@
         </w:tc>
         <w:tc>
           <w:tcPr>
-            <w:tcW w:type="dxa" w:w="1751"/>
+            <w:tcW w:type="dxa" w:w="1814"/>
           </w:tcPr>
           <w:p>
             <w:pPr>
@@ -8654,13 +8654,13 @@
                 <w:i w:val="0"/>
                 <w:sz w:val="24"/>
               </w:rPr>
-              <w:t>8.997</w:t>
+              <w:t>9.917</w:t>
             </w:r>
           </w:p>
         </w:tc>
         <w:tc>
           <w:tcPr>
-            <w:tcW w:type="dxa" w:w="1910"/>
+            <w:tcW w:type="dxa" w:w="1814"/>
           </w:tcPr>
           <w:p>
             <w:pPr>
@@ -8679,7 +8679,7 @@
         </w:tc>
         <w:tc>
           <w:tcPr>
-            <w:tcW w:type="dxa" w:w="1910"/>
+            <w:tcW w:type="dxa" w:w="1814"/>
           </w:tcPr>
           <w:p>
             <w:pPr>
@@ -8692,7 +8692,7 @@
                 <w:i w:val="0"/>
                 <w:sz w:val="24"/>
               </w:rPr>
-              <w:t>6.737</w:t>
+              <w:t>7.657</w:t>
             </w:r>
           </w:p>
         </w:tc>
@@ -8700,7 +8700,7 @@
       <w:tr>
         <w:tc>
           <w:tcPr>
-            <w:tcW w:type="dxa" w:w="1910"/>
+            <w:tcW w:type="dxa" w:w="1814"/>
           </w:tcPr>
           <w:p>
             <w:pPr>
@@ -8719,7 +8719,7 @@
         </w:tc>
         <w:tc>
           <w:tcPr>
-            <w:tcW w:type="dxa" w:w="1591"/>
+            <w:tcW w:type="dxa" w:w="1814"/>
           </w:tcPr>
           <w:p>
             <w:pPr>
@@ -8738,7 +8738,7 @@
         </w:tc>
         <w:tc>
           <w:tcPr>
-            <w:tcW w:type="dxa" w:w="1751"/>
+            <w:tcW w:type="dxa" w:w="1814"/>
           </w:tcPr>
           <w:p>
             <w:pPr>
@@ -8751,13 +8751,13 @@
                 <w:i w:val="0"/>
                 <w:sz w:val="24"/>
               </w:rPr>
-              <w:t>8.997</w:t>
+              <w:t>9.917</w:t>
             </w:r>
           </w:p>
         </w:tc>
         <w:tc>
           <w:tcPr>
-            <w:tcW w:type="dxa" w:w="1910"/>
+            <w:tcW w:type="dxa" w:w="1814"/>
           </w:tcPr>
           <w:p>
             <w:pPr>
@@ -8776,7 +8776,7 @@
         </w:tc>
         <w:tc>
           <w:tcPr>
-            <w:tcW w:type="dxa" w:w="1910"/>
+            <w:tcW w:type="dxa" w:w="1814"/>
           </w:tcPr>
           <w:p>
             <w:pPr>
@@ -8789,7 +8789,7 @@
                 <w:i w:val="0"/>
                 <w:sz w:val="24"/>
               </w:rPr>
-              <w:t>6.597</w:t>
+              <w:t>7.517</w:t>
             </w:r>
           </w:p>
         </w:tc>
@@ -8797,7 +8797,7 @@
       <w:tr>
         <w:tc>
           <w:tcPr>
-            <w:tcW w:type="dxa" w:w="1910"/>
+            <w:tcW w:type="dxa" w:w="1814"/>
           </w:tcPr>
           <w:p>
             <w:pPr>
@@ -8816,7 +8816,7 @@
         </w:tc>
         <w:tc>
           <w:tcPr>
-            <w:tcW w:type="dxa" w:w="1591"/>
+            <w:tcW w:type="dxa" w:w="1814"/>
           </w:tcPr>
           <w:p>
             <w:pPr>
@@ -8835,7 +8835,7 @@
         </w:tc>
         <w:tc>
           <w:tcPr>
-            <w:tcW w:type="dxa" w:w="1751"/>
+            <w:tcW w:type="dxa" w:w="1814"/>
           </w:tcPr>
           <w:p>
             <w:pPr>
@@ -8848,13 +8848,13 @@
                 <w:i w:val="0"/>
                 <w:sz w:val="24"/>
               </w:rPr>
-              <w:t>8.997</w:t>
+              <w:t>9.917</w:t>
             </w:r>
           </w:p>
         </w:tc>
         <w:tc>
           <w:tcPr>
-            <w:tcW w:type="dxa" w:w="1910"/>
+            <w:tcW w:type="dxa" w:w="1814"/>
           </w:tcPr>
           <w:p>
             <w:pPr>
@@ -8873,7 +8873,7 @@
         </w:tc>
         <w:tc>
           <w:tcPr>
-            <w:tcW w:type="dxa" w:w="1910"/>
+            <w:tcW w:type="dxa" w:w="1814"/>
           </w:tcPr>
           <w:p>
             <w:pPr>
@@ -8886,7 +8886,7 @@
                 <w:i w:val="0"/>
                 <w:sz w:val="24"/>
               </w:rPr>
-              <w:t>6.463</w:t>
+              <w:t>7.383</w:t>
             </w:r>
           </w:p>
         </w:tc>
@@ -8894,7 +8894,7 @@
       <w:tr>
         <w:tc>
           <w:tcPr>
-            <w:tcW w:type="dxa" w:w="1910"/>
+            <w:tcW w:type="dxa" w:w="1814"/>
           </w:tcPr>
           <w:p>
             <w:pPr>
@@ -8913,7 +8913,7 @@
         </w:tc>
         <w:tc>
           <w:tcPr>
-            <w:tcW w:type="dxa" w:w="1591"/>
+            <w:tcW w:type="dxa" w:w="1814"/>
           </w:tcPr>
           <w:p>
             <w:pPr>
@@ -8932,7 +8932,7 @@
         </w:tc>
         <w:tc>
           <w:tcPr>
-            <w:tcW w:type="dxa" w:w="1751"/>
+            <w:tcW w:type="dxa" w:w="1814"/>
           </w:tcPr>
           <w:p>
             <w:pPr>
@@ -8945,13 +8945,13 @@
                 <w:i w:val="0"/>
                 <w:sz w:val="24"/>
               </w:rPr>
-              <w:t>8.997</w:t>
+              <w:t>9.917</w:t>
             </w:r>
           </w:p>
         </w:tc>
         <w:tc>
           <w:tcPr>
-            <w:tcW w:type="dxa" w:w="1910"/>
+            <w:tcW w:type="dxa" w:w="1814"/>
           </w:tcPr>
           <w:p>
             <w:pPr>
@@ -8970,7 +8970,7 @@
         </w:tc>
         <w:tc>
           <w:tcPr>
-            <w:tcW w:type="dxa" w:w="1910"/>
+            <w:tcW w:type="dxa" w:w="1814"/>
           </w:tcPr>
           <w:p>
             <w:pPr>
@@ -8983,7 +8983,7 @@
                 <w:i w:val="0"/>
                 <w:sz w:val="24"/>
               </w:rPr>
-              <w:t>6.334</w:t>
+              <w:t>7.254</w:t>
             </w:r>
           </w:p>
         </w:tc>
@@ -8991,7 +8991,7 @@
       <w:tr>
         <w:tc>
           <w:tcPr>
-            <w:tcW w:type="dxa" w:w="1910"/>
+            <w:tcW w:type="dxa" w:w="1814"/>
           </w:tcPr>
           <w:p>
             <w:pPr>
@@ -9010,7 +9010,7 @@
         </w:tc>
         <w:tc>
           <w:tcPr>
-            <w:tcW w:type="dxa" w:w="1591"/>
+            <w:tcW w:type="dxa" w:w="1814"/>
           </w:tcPr>
           <w:p>
             <w:pPr>
@@ -9029,7 +9029,7 @@
         </w:tc>
         <w:tc>
           <w:tcPr>
-            <w:tcW w:type="dxa" w:w="1751"/>
+            <w:tcW w:type="dxa" w:w="1814"/>
           </w:tcPr>
           <w:p>
             <w:pPr>
@@ -9042,13 +9042,13 @@
                 <w:i w:val="0"/>
                 <w:sz w:val="24"/>
               </w:rPr>
-              <w:t>8.997</w:t>
+              <w:t>9.917</w:t>
             </w:r>
           </w:p>
         </w:tc>
         <w:tc>
           <w:tcPr>
-            <w:tcW w:type="dxa" w:w="1910"/>
+            <w:tcW w:type="dxa" w:w="1814"/>
           </w:tcPr>
           <w:p>
             <w:pPr>
@@ -9067,7 +9067,7 @@
         </w:tc>
         <w:tc>
           <w:tcPr>
-            <w:tcW w:type="dxa" w:w="1910"/>
+            <w:tcW w:type="dxa" w:w="1814"/>
           </w:tcPr>
           <w:p>
             <w:pPr>
@@ -9080,7 +9080,7 @@
                 <w:i w:val="0"/>
                 <w:sz w:val="24"/>
               </w:rPr>
-              <w:t>6.212</w:t>
+              <w:t>7.132</w:t>
             </w:r>
           </w:p>
         </w:tc>
@@ -9088,7 +9088,7 @@
       <w:tr>
         <w:tc>
           <w:tcPr>
-            <w:tcW w:type="dxa" w:w="1910"/>
+            <w:tcW w:type="dxa" w:w="1814"/>
           </w:tcPr>
           <w:p>
             <w:pPr>
@@ -9107,7 +9107,7 @@
         </w:tc>
         <w:tc>
           <w:tcPr>
-            <w:tcW w:type="dxa" w:w="1591"/>
+            <w:tcW w:type="dxa" w:w="1814"/>
           </w:tcPr>
           <w:p>
             <w:pPr>
@@ -9126,7 +9126,7 @@
         </w:tc>
         <w:tc>
           <w:tcPr>
-            <w:tcW w:type="dxa" w:w="1751"/>
+            <w:tcW w:type="dxa" w:w="1814"/>
           </w:tcPr>
           <w:p>
             <w:pPr>
@@ -9139,13 +9139,13 @@
                 <w:i w:val="0"/>
                 <w:sz w:val="24"/>
               </w:rPr>
-              <w:t>8.997</w:t>
+              <w:t>9.917</w:t>
             </w:r>
           </w:p>
         </w:tc>
         <w:tc>
           <w:tcPr>
-            <w:tcW w:type="dxa" w:w="1910"/>
+            <w:tcW w:type="dxa" w:w="1814"/>
           </w:tcPr>
           <w:p>
             <w:pPr>
@@ -9164,7 +9164,7 @@
         </w:tc>
         <w:tc>
           <w:tcPr>
-            <w:tcW w:type="dxa" w:w="1910"/>
+            <w:tcW w:type="dxa" w:w="1814"/>
           </w:tcPr>
           <w:p>
             <w:pPr>
@@ -9177,7 +9177,7 @@
                 <w:i w:val="0"/>
                 <w:sz w:val="24"/>
               </w:rPr>
-              <w:t>6.097</w:t>
+              <w:t>7.017</w:t>
             </w:r>
           </w:p>
         </w:tc>
@@ -9185,7 +9185,7 @@
       <w:tr>
         <w:tc>
           <w:tcPr>
-            <w:tcW w:type="dxa" w:w="1910"/>
+            <w:tcW w:type="dxa" w:w="1814"/>
           </w:tcPr>
           <w:p>
             <w:pPr>
@@ -9204,7 +9204,7 @@
         </w:tc>
         <w:tc>
           <w:tcPr>
-            <w:tcW w:type="dxa" w:w="1591"/>
+            <w:tcW w:type="dxa" w:w="1814"/>
           </w:tcPr>
           <w:p>
             <w:pPr>
@@ -9223,7 +9223,7 @@
         </w:tc>
         <w:tc>
           <w:tcPr>
-            <w:tcW w:type="dxa" w:w="1751"/>
+            <w:tcW w:type="dxa" w:w="1814"/>
           </w:tcPr>
           <w:p>
             <w:pPr>
@@ -9236,13 +9236,13 @@
                 <w:i w:val="0"/>
                 <w:sz w:val="24"/>
               </w:rPr>
-              <w:t>8.997</w:t>
+              <w:t>9.917</w:t>
             </w:r>
           </w:p>
         </w:tc>
         <w:tc>
           <w:tcPr>
-            <w:tcW w:type="dxa" w:w="1910"/>
+            <w:tcW w:type="dxa" w:w="1814"/>
           </w:tcPr>
           <w:p>
             <w:pPr>
@@ -9261,7 +9261,7 @@
         </w:tc>
         <w:tc>
           <w:tcPr>
-            <w:tcW w:type="dxa" w:w="1910"/>
+            <w:tcW w:type="dxa" w:w="1814"/>
           </w:tcPr>
           <w:p>
             <w:pPr>
@@ -9274,7 +9274,7 @@
                 <w:i w:val="0"/>
                 <w:sz w:val="24"/>
               </w:rPr>
-              <w:t>5.980</w:t>
+              <w:t>6.900</w:t>
             </w:r>
           </w:p>
         </w:tc>
@@ -9282,7 +9282,7 @@
       <w:tr>
         <w:tc>
           <w:tcPr>
-            <w:tcW w:type="dxa" w:w="1910"/>
+            <w:tcW w:type="dxa" w:w="1814"/>
           </w:tcPr>
           <w:p>
             <w:pPr>
@@ -9301,7 +9301,7 @@
         </w:tc>
         <w:tc>
           <w:tcPr>
-            <w:tcW w:type="dxa" w:w="1591"/>
+            <w:tcW w:type="dxa" w:w="1814"/>
           </w:tcPr>
           <w:p>
             <w:pPr>
@@ -9320,7 +9320,7 @@
         </w:tc>
         <w:tc>
           <w:tcPr>
-            <w:tcW w:type="dxa" w:w="1751"/>
+            <w:tcW w:type="dxa" w:w="1814"/>
           </w:tcPr>
           <w:p>
             <w:pPr>
@@ -9333,13 +9333,13 @@
                 <w:i w:val="0"/>
                 <w:sz w:val="24"/>
               </w:rPr>
-              <w:t>8.997</w:t>
+              <w:t>9.917</w:t>
             </w:r>
           </w:p>
         </w:tc>
         <w:tc>
           <w:tcPr>
-            <w:tcW w:type="dxa" w:w="1910"/>
+            <w:tcW w:type="dxa" w:w="1814"/>
           </w:tcPr>
           <w:p>
             <w:pPr>
@@ -9358,7 +9358,7 @@
         </w:tc>
         <w:tc>
           <w:tcPr>
-            <w:tcW w:type="dxa" w:w="1910"/>
+            <w:tcW w:type="dxa" w:w="1814"/>
           </w:tcPr>
           <w:p>
             <w:pPr>
@@ -9371,7 +9371,7 @@
                 <w:i w:val="0"/>
                 <w:sz w:val="24"/>
               </w:rPr>
-              <w:t>5.862</w:t>
+              <w:t>6.781</w:t>
             </w:r>
           </w:p>
         </w:tc>
@@ -9379,7 +9379,7 @@
       <w:tr>
         <w:tc>
           <w:tcPr>
-            <w:tcW w:type="dxa" w:w="1910"/>
+            <w:tcW w:type="dxa" w:w="1814"/>
           </w:tcPr>
           <w:p>
             <w:pPr>
@@ -9398,7 +9398,7 @@
         </w:tc>
         <w:tc>
           <w:tcPr>
-            <w:tcW w:type="dxa" w:w="1591"/>
+            <w:tcW w:type="dxa" w:w="1814"/>
           </w:tcPr>
           <w:p>
             <w:pPr>
@@ -9417,7 +9417,7 @@
         </w:tc>
         <w:tc>
           <w:tcPr>
-            <w:tcW w:type="dxa" w:w="1751"/>
+            <w:tcW w:type="dxa" w:w="1814"/>
           </w:tcPr>
           <w:p>
             <w:pPr>
@@ -9430,13 +9430,13 @@
                 <w:i w:val="0"/>
                 <w:sz w:val="24"/>
               </w:rPr>
-              <w:t>8.997</w:t>
+              <w:t>9.917</w:t>
             </w:r>
           </w:p>
         </w:tc>
         <w:tc>
           <w:tcPr>
-            <w:tcW w:type="dxa" w:w="1910"/>
+            <w:tcW w:type="dxa" w:w="1814"/>
           </w:tcPr>
           <w:p>
             <w:pPr>
@@ -9455,7 +9455,7 @@
         </w:tc>
         <w:tc>
           <w:tcPr>
-            <w:tcW w:type="dxa" w:w="1910"/>
+            <w:tcW w:type="dxa" w:w="1814"/>
           </w:tcPr>
           <w:p>
             <w:pPr>
@@ -9468,7 +9468,7 @@
                 <w:i w:val="0"/>
                 <w:sz w:val="24"/>
               </w:rPr>
-              <w:t>5.761</w:t>
+              <w:t>6.681</w:t>
             </w:r>
           </w:p>
         </w:tc>
@@ -9476,7 +9476,7 @@
       <w:tr>
         <w:tc>
           <w:tcPr>
-            <w:tcW w:type="dxa" w:w="1910"/>
+            <w:tcW w:type="dxa" w:w="1814"/>
           </w:tcPr>
           <w:p>
             <w:pPr>
@@ -9495,7 +9495,7 @@
         </w:tc>
         <w:tc>
           <w:tcPr>
-            <w:tcW w:type="dxa" w:w="1591"/>
+            <w:tcW w:type="dxa" w:w="1814"/>
           </w:tcPr>
           <w:p>
             <w:pPr>
@@ -9514,7 +9514,7 @@
         </w:tc>
         <w:tc>
           <w:tcPr>
-            <w:tcW w:type="dxa" w:w="1751"/>
+            <w:tcW w:type="dxa" w:w="1814"/>
           </w:tcPr>
           <w:p>
             <w:pPr>
@@ -9527,13 +9527,13 @@
                 <w:i w:val="0"/>
                 <w:sz w:val="24"/>
               </w:rPr>
-              <w:t>8.997</w:t>
+              <w:t>9.917</w:t>
             </w:r>
           </w:p>
         </w:tc>
         <w:tc>
           <w:tcPr>
-            <w:tcW w:type="dxa" w:w="1910"/>
+            <w:tcW w:type="dxa" w:w="1814"/>
           </w:tcPr>
           <w:p>
             <w:pPr>
@@ -9552,7 +9552,7 @@
         </w:tc>
         <w:tc>
           <w:tcPr>
-            <w:tcW w:type="dxa" w:w="1910"/>
+            <w:tcW w:type="dxa" w:w="1814"/>
           </w:tcPr>
           <w:p>
             <w:pPr>
@@ -9565,7 +9565,7 @@
                 <w:i w:val="0"/>
                 <w:sz w:val="24"/>
               </w:rPr>
-              <w:t>5.697</w:t>
+              <w:t>6.617</w:t>
             </w:r>
           </w:p>
         </w:tc>
@@ -9573,7 +9573,7 @@
       <w:tr>
         <w:tc>
           <w:tcPr>
-            <w:tcW w:type="dxa" w:w="1910"/>
+            <w:tcW w:type="dxa" w:w="1814"/>
           </w:tcPr>
           <w:p>
             <w:pPr>
@@ -9592,7 +9592,7 @@
         </w:tc>
         <w:tc>
           <w:tcPr>
-            <w:tcW w:type="dxa" w:w="1591"/>
+            <w:tcW w:type="dxa" w:w="1814"/>
           </w:tcPr>
           <w:p>
             <w:pPr>
@@ -9611,7 +9611,7 @@
         </w:tc>
         <w:tc>
           <w:tcPr>
-            <w:tcW w:type="dxa" w:w="1751"/>
+            <w:tcW w:type="dxa" w:w="1814"/>
           </w:tcPr>
           <w:p>
             <w:pPr>
@@ -9624,13 +9624,13 @@
                 <w:i w:val="0"/>
                 <w:sz w:val="24"/>
               </w:rPr>
-              <w:t>8.997</w:t>
+              <w:t>9.917</w:t>
             </w:r>
           </w:p>
         </w:tc>
         <w:tc>
           <w:tcPr>
-            <w:tcW w:type="dxa" w:w="1910"/>
+            <w:tcW w:type="dxa" w:w="1814"/>
           </w:tcPr>
           <w:p>
             <w:pPr>
@@ -9649,7 +9649,7 @@
         </w:tc>
         <w:tc>
           <w:tcPr>
-            <w:tcW w:type="dxa" w:w="1910"/>
+            <w:tcW w:type="dxa" w:w="1814"/>
           </w:tcPr>
           <w:p>
             <w:pPr>
@@ -9662,7 +9662,7 @@
                 <w:i w:val="0"/>
                 <w:sz w:val="24"/>
               </w:rPr>
-              <w:t>5.659</w:t>
+              <w:t>6.579</w:t>
             </w:r>
           </w:p>
         </w:tc>
@@ -9670,7 +9670,7 @@
       <w:tr>
         <w:tc>
           <w:tcPr>
-            <w:tcW w:type="dxa" w:w="1910"/>
+            <w:tcW w:type="dxa" w:w="1814"/>
           </w:tcPr>
           <w:p>
             <w:pPr>
@@ -9689,7 +9689,7 @@
         </w:tc>
         <w:tc>
           <w:tcPr>
-            <w:tcW w:type="dxa" w:w="1591"/>
+            <w:tcW w:type="dxa" w:w="1814"/>
           </w:tcPr>
           <w:p>
             <w:pPr>
@@ -9708,7 +9708,7 @@
         </w:tc>
         <w:tc>
           <w:tcPr>
-            <w:tcW w:type="dxa" w:w="1751"/>
+            <w:tcW w:type="dxa" w:w="1814"/>
           </w:tcPr>
           <w:p>
             <w:pPr>
@@ -9721,13 +9721,13 @@
                 <w:i w:val="0"/>
                 <w:sz w:val="24"/>
               </w:rPr>
-              <w:t>8.997</w:t>
+              <w:t>9.917</w:t>
             </w:r>
           </w:p>
         </w:tc>
         <w:tc>
           <w:tcPr>
-            <w:tcW w:type="dxa" w:w="1910"/>
+            <w:tcW w:type="dxa" w:w="1814"/>
           </w:tcPr>
           <w:p>
             <w:pPr>
@@ -9746,7 +9746,7 @@
         </w:tc>
         <w:tc>
           <w:tcPr>
-            <w:tcW w:type="dxa" w:w="1910"/>
+            <w:tcW w:type="dxa" w:w="1814"/>
           </w:tcPr>
           <w:p>
             <w:pPr>
@@ -9759,7 +9759,7 @@
                 <w:i w:val="0"/>
                 <w:sz w:val="24"/>
               </w:rPr>
-              <w:t>5.627</w:t>
+              <w:t>6.547</w:t>
             </w:r>
           </w:p>
         </w:tc>
@@ -9767,7 +9767,7 @@
       <w:tr>
         <w:tc>
           <w:tcPr>
-            <w:tcW w:type="dxa" w:w="1910"/>
+            <w:tcW w:type="dxa" w:w="1814"/>
           </w:tcPr>
           <w:p>
             <w:pPr>
@@ -9786,7 +9786,7 @@
         </w:tc>
         <w:tc>
           <w:tcPr>
-            <w:tcW w:type="dxa" w:w="1591"/>
+            <w:tcW w:type="dxa" w:w="1814"/>
           </w:tcPr>
           <w:p>
             <w:pPr>
@@ -9805,7 +9805,7 @@
         </w:tc>
         <w:tc>
           <w:tcPr>
-            <w:tcW w:type="dxa" w:w="1751"/>
+            <w:tcW w:type="dxa" w:w="1814"/>
           </w:tcPr>
           <w:p>
             <w:pPr>
@@ -9818,13 +9818,13 @@
                 <w:i w:val="0"/>
                 <w:sz w:val="24"/>
               </w:rPr>
-              <w:t>8.997</w:t>
+              <w:t>9.917</w:t>
             </w:r>
           </w:p>
         </w:tc>
         <w:tc>
           <w:tcPr>
-            <w:tcW w:type="dxa" w:w="1910"/>
+            <w:tcW w:type="dxa" w:w="1814"/>
           </w:tcPr>
           <w:p>
             <w:pPr>
@@ -9843,7 +9843,7 @@
         </w:tc>
         <w:tc>
           <w:tcPr>
-            <w:tcW w:type="dxa" w:w="1910"/>
+            <w:tcW w:type="dxa" w:w="1814"/>
           </w:tcPr>
           <w:p>
             <w:pPr>
@@ -9856,7 +9856,7 @@
                 <w:i w:val="0"/>
                 <w:sz w:val="24"/>
               </w:rPr>
-              <w:t>5.605</w:t>
+              <w:t>6.525</w:t>
             </w:r>
           </w:p>
         </w:tc>
@@ -9864,7 +9864,7 @@
       <w:tr>
         <w:tc>
           <w:tcPr>
-            <w:tcW w:type="dxa" w:w="1910"/>
+            <w:tcW w:type="dxa" w:w="1814"/>
           </w:tcPr>
           <w:p>
             <w:pPr>
@@ -9883,7 +9883,7 @@
         </w:tc>
         <w:tc>
           <w:tcPr>
-            <w:tcW w:type="dxa" w:w="1591"/>
+            <w:tcW w:type="dxa" w:w="1814"/>
           </w:tcPr>
           <w:p>
             <w:pPr>
@@ -9902,7 +9902,7 @@
         </w:tc>
         <w:tc>
           <w:tcPr>
-            <w:tcW w:type="dxa" w:w="1751"/>
+            <w:tcW w:type="dxa" w:w="1814"/>
           </w:tcPr>
           <w:p>
             <w:pPr>
@@ -9915,13 +9915,13 @@
                 <w:i w:val="0"/>
                 <w:sz w:val="24"/>
               </w:rPr>
-              <w:t>8.997</w:t>
+              <w:t>9.917</w:t>
             </w:r>
           </w:p>
         </w:tc>
         <w:tc>
           <w:tcPr>
-            <w:tcW w:type="dxa" w:w="1910"/>
+            <w:tcW w:type="dxa" w:w="1814"/>
           </w:tcPr>
           <w:p>
             <w:pPr>
@@ -9940,7 +9940,7 @@
         </w:tc>
         <w:tc>
           <w:tcPr>
-            <w:tcW w:type="dxa" w:w="1910"/>
+            <w:tcW w:type="dxa" w:w="1814"/>
           </w:tcPr>
           <w:p>
             <w:pPr>
@@ -9953,7 +9953,7 @@
                 <w:i w:val="0"/>
                 <w:sz w:val="24"/>
               </w:rPr>
-              <w:t>5.597</w:t>
+              <w:t>6.517</w:t>
             </w:r>
           </w:p>
         </w:tc>
@@ -10036,7 +10036,7 @@
           <w:i w:val="0"/>
           <w:sz w:val="26"/>
         </w:rPr>
-        <w:t xml:space="preserve"> tỉ lệ thuận với </w:t>
+        <w:t xml:space="preserve"> tỉ lệ thuận với cánh tay đòn </w:t>
       </w:r>
       <m:oMath>
         <m:sSub>
@@ -10049,12 +10049,6 @@
             <m:r>
               <m:t xml:space="preserve">p</m:t>
             </m:r>
-            <m:r>
-              <m:rPr>
-                <m:sty m:val="p"/>
-              </m:rPr>
-              <m:t xml:space="preserve">0</m:t>
-            </m:r>
           </m:sub>
         </m:sSub>
       </m:oMath>
@@ -10065,7 +10059,7 @@
           <w:i w:val="0"/>
           <w:sz w:val="26"/>
         </w:rPr>
-        <w:t xml:space="preserve"> (Tự chọn(3) của chương trước), độ lớn của </w:t>
+        <w:t xml:space="preserve"> (Tự chọn(3) và (4) của chương trước), độ lớn của </w:t>
       </w:r>
       <m:oMath>
         <m:sSub>
